--- a/Relatorio_do_Trabalho.docx
+++ b/Relatorio_do_Trabalho.docx
@@ -454,12 +454,14 @@
       <w:bookmarkStart w:id="0" w:name="_Toc202743929"/>
       <w:bookmarkStart w:id="1" w:name="_Toc202743981"/>
       <w:bookmarkStart w:id="2" w:name="_Toc202757658"/>
+      <w:bookmarkStart w:id="3" w:name="_Toc202822174"/>
       <w:r>
         <w:t>RESUMO</w:t>
       </w:r>
       <w:bookmarkEnd w:id="0"/>
       <w:bookmarkEnd w:id="1"/>
       <w:bookmarkEnd w:id="2"/>
+      <w:bookmarkEnd w:id="3"/>
     </w:p>
     <w:p>
       <w:pPr>
@@ -549,18 +551,20 @@
           <w:lang w:val="en-US"/>
         </w:rPr>
       </w:pPr>
-      <w:bookmarkStart w:id="3" w:name="_Toc202743930"/>
-      <w:bookmarkStart w:id="4" w:name="_Toc202743982"/>
-      <w:bookmarkStart w:id="5" w:name="_Toc202757659"/>
+      <w:bookmarkStart w:id="4" w:name="_Toc202743930"/>
+      <w:bookmarkStart w:id="5" w:name="_Toc202743982"/>
+      <w:bookmarkStart w:id="6" w:name="_Toc202757659"/>
+      <w:bookmarkStart w:id="7" w:name="_Toc202822175"/>
       <w:r>
         <w:rPr>
           <w:lang w:val="en-US"/>
         </w:rPr>
         <w:t>LISTA DE FIGURAS</w:t>
       </w:r>
-      <w:bookmarkEnd w:id="3"/>
       <w:bookmarkEnd w:id="4"/>
       <w:bookmarkEnd w:id="5"/>
+      <w:bookmarkEnd w:id="6"/>
+      <w:bookmarkEnd w:id="7"/>
     </w:p>
     <w:p>
       <w:pPr>
@@ -612,7 +616,7 @@
         </w:rPr>
         <w:fldChar w:fldCharType="separate"/>
       </w:r>
-      <w:hyperlink w:anchor="_Toc202757679" w:history="1">
+      <w:hyperlink w:anchor="_Toc202822136" w:history="1">
         <w:r>
           <w:rPr>
             <w:rStyle w:val="Hyperlink"/>
@@ -639,7 +643,7 @@
             <w:noProof/>
             <w:webHidden/>
           </w:rPr>
-          <w:instrText xml:space="preserve"> PAGEREF _Toc202757679 \h </w:instrText>
+          <w:instrText xml:space="preserve"> PAGEREF _Toc202822136 \h </w:instrText>
         </w:r>
         <w:r>
           <w:rPr>
@@ -684,7 +688,7 @@
           <w:lang w:val="pt-AO" w:eastAsia="pt-AO"/>
         </w:rPr>
       </w:pPr>
-      <w:hyperlink w:anchor="_Toc202757680" w:history="1">
+      <w:hyperlink w:anchor="_Toc202822137" w:history="1">
         <w:r>
           <w:rPr>
             <w:rStyle w:val="Hyperlink"/>
@@ -711,7 +715,7 @@
             <w:noProof/>
             <w:webHidden/>
           </w:rPr>
-          <w:instrText xml:space="preserve"> PAGEREF _Toc202757680 \h </w:instrText>
+          <w:instrText xml:space="preserve"> PAGEREF _Toc202822137 \h </w:instrText>
         </w:r>
         <w:r>
           <w:rPr>
@@ -756,7 +760,7 @@
           <w:lang w:val="pt-AO" w:eastAsia="pt-AO"/>
         </w:rPr>
       </w:pPr>
-      <w:hyperlink w:anchor="_Toc202757681" w:history="1">
+      <w:hyperlink w:anchor="_Toc202822138" w:history="1">
         <w:r>
           <w:rPr>
             <w:rStyle w:val="Hyperlink"/>
@@ -783,7 +787,7 @@
             <w:noProof/>
             <w:webHidden/>
           </w:rPr>
-          <w:instrText xml:space="preserve"> PAGEREF _Toc202757681 \h </w:instrText>
+          <w:instrText xml:space="preserve"> PAGEREF _Toc202822138 \h </w:instrText>
         </w:r>
         <w:r>
           <w:rPr>
@@ -828,7 +832,7 @@
           <w:lang w:val="pt-AO" w:eastAsia="pt-AO"/>
         </w:rPr>
       </w:pPr>
-      <w:hyperlink w:anchor="_Toc202757682" w:history="1">
+      <w:hyperlink w:anchor="_Toc202822139" w:history="1">
         <w:r>
           <w:rPr>
             <w:rStyle w:val="Hyperlink"/>
@@ -855,7 +859,7 @@
             <w:noProof/>
             <w:webHidden/>
           </w:rPr>
-          <w:instrText xml:space="preserve"> PAGEREF _Toc202757682 \h </w:instrText>
+          <w:instrText xml:space="preserve"> PAGEREF _Toc202822139 \h </w:instrText>
         </w:r>
         <w:r>
           <w:rPr>
@@ -888,78 +892,6 @@
     </w:p>
     <w:p>
       <w:pPr>
-        <w:pStyle w:val="TableofFigures"/>
-        <w:tabs>
-          <w:tab w:val="right" w:leader="dot" w:pos="9060"/>
-        </w:tabs>
-        <w:rPr>
-          <w:rFonts w:asciiTheme="minorHAnsi" w:eastAsiaTheme="minorEastAsia" w:hAnsiTheme="minorHAnsi"/>
-          <w:noProof/>
-          <w:kern w:val="2"/>
-          <w:szCs w:val="24"/>
-          <w:lang w:val="pt-AO" w:eastAsia="pt-AO"/>
-        </w:rPr>
-      </w:pPr>
-      <w:hyperlink w:anchor="_Toc202757683" w:history="1">
-        <w:r>
-          <w:rPr>
-            <w:rStyle w:val="Hyperlink"/>
-            <w:noProof/>
-          </w:rPr>
-          <w:t>Figura 5 - Diagrama de classes do programa</w:t>
-        </w:r>
-        <w:r>
-          <w:rPr>
-            <w:noProof/>
-            <w:webHidden/>
-          </w:rPr>
-          <w:tab/>
-        </w:r>
-        <w:r>
-          <w:rPr>
-            <w:noProof/>
-            <w:webHidden/>
-          </w:rPr>
-          <w:fldChar w:fldCharType="begin"/>
-        </w:r>
-        <w:r>
-          <w:rPr>
-            <w:noProof/>
-            <w:webHidden/>
-          </w:rPr>
-          <w:instrText xml:space="preserve"> PAGEREF _Toc202757683 \h </w:instrText>
-        </w:r>
-        <w:r>
-          <w:rPr>
-            <w:noProof/>
-            <w:webHidden/>
-          </w:rPr>
-        </w:r>
-        <w:r>
-          <w:rPr>
-            <w:noProof/>
-            <w:webHidden/>
-          </w:rPr>
-          <w:fldChar w:fldCharType="separate"/>
-        </w:r>
-        <w:r>
-          <w:rPr>
-            <w:noProof/>
-            <w:webHidden/>
-          </w:rPr>
-          <w:t>6</w:t>
-        </w:r>
-        <w:r>
-          <w:rPr>
-            <w:noProof/>
-            <w:webHidden/>
-          </w:rPr>
-          <w:fldChar w:fldCharType="end"/>
-        </w:r>
-      </w:hyperlink>
-    </w:p>
-    <w:p>
-      <w:pPr>
         <w:rPr>
           <w:lang w:val="en-US"/>
         </w:rPr>
@@ -998,9 +930,10 @@
         </w:sectPr>
       </w:pPr>
     </w:p>
-    <w:bookmarkStart w:id="6" w:name="_Toc202743983" w:displacedByCustomXml="next"/>
-    <w:bookmarkStart w:id="7" w:name="_Toc202743931" w:displacedByCustomXml="next"/>
-    <w:bookmarkStart w:id="8" w:name="_Toc202757660" w:displacedByCustomXml="next"/>
+    <w:bookmarkStart w:id="8" w:name="_Toc202822176" w:displacedByCustomXml="next"/>
+    <w:bookmarkStart w:id="9" w:name="_Toc202757660" w:displacedByCustomXml="next"/>
+    <w:bookmarkStart w:id="10" w:name="_Toc202743931" w:displacedByCustomXml="next"/>
+    <w:bookmarkStart w:id="11" w:name="_Toc202743983" w:displacedByCustomXml="next"/>
     <w:sdt>
       <w:sdtPr>
         <w:rPr>
@@ -1031,9 +964,10 @@
           <w:r>
             <w:t>SUMÁRIO</w:t>
           </w:r>
+          <w:bookmarkEnd w:id="11"/>
+          <w:bookmarkEnd w:id="10"/>
+          <w:bookmarkEnd w:id="9"/>
           <w:bookmarkEnd w:id="8"/>
-          <w:bookmarkEnd w:id="7"/>
-          <w:bookmarkEnd w:id="6"/>
           <w:r>
             <w:rPr>
               <w:b w:val="0"/>
@@ -1074,7 +1008,7 @@
               <w:lang w:val="pt-AO" w:eastAsia="pt-AO"/>
             </w:rPr>
           </w:pPr>
-          <w:hyperlink w:anchor="_Toc202757661" w:history="1">
+          <w:hyperlink w:anchor="_Toc202822177" w:history="1">
             <w:r>
               <w:rPr>
                 <w:rStyle w:val="Hyperlink"/>
@@ -1122,7 +1056,7 @@
                 <w:noProof/>
                 <w:webHidden/>
               </w:rPr>
-              <w:instrText xml:space="preserve"> PAGEREF _Toc202757661 \h </w:instrText>
+              <w:instrText xml:space="preserve"> PAGEREF _Toc202822177 \h </w:instrText>
             </w:r>
             <w:r>
               <w:rPr>
@@ -1172,7 +1106,7 @@
               <w:lang w:val="pt-AO" w:eastAsia="pt-AO"/>
             </w:rPr>
           </w:pPr>
-          <w:hyperlink w:anchor="_Toc202757662" w:history="1">
+          <w:hyperlink w:anchor="_Toc202822178" w:history="1">
             <w:r>
               <w:rPr>
                 <w:rStyle w:val="Hyperlink"/>
@@ -1220,7 +1154,7 @@
                 <w:noProof/>
                 <w:webHidden/>
               </w:rPr>
-              <w:instrText xml:space="preserve"> PAGEREF _Toc202757662 \h </w:instrText>
+              <w:instrText xml:space="preserve"> PAGEREF _Toc202822178 \h </w:instrText>
             </w:r>
             <w:r>
               <w:rPr>
@@ -1268,7 +1202,7 @@
               <w:lang w:val="pt-AO" w:eastAsia="pt-AO"/>
             </w:rPr>
           </w:pPr>
-          <w:hyperlink w:anchor="_Toc202757663" w:history="1">
+          <w:hyperlink w:anchor="_Toc202822179" w:history="1">
             <w:r>
               <w:rPr>
                 <w:rStyle w:val="Hyperlink"/>
@@ -1314,7 +1248,7 @@
                 <w:noProof/>
                 <w:webHidden/>
               </w:rPr>
-              <w:instrText xml:space="preserve"> PAGEREF _Toc202757663 \h </w:instrText>
+              <w:instrText xml:space="preserve"> PAGEREF _Toc202822179 \h </w:instrText>
             </w:r>
             <w:r>
               <w:rPr>
@@ -1362,7 +1296,7 @@
               <w:lang w:val="pt-AO" w:eastAsia="pt-AO"/>
             </w:rPr>
           </w:pPr>
-          <w:hyperlink w:anchor="_Toc202757664" w:history="1">
+          <w:hyperlink w:anchor="_Toc202822180" w:history="1">
             <w:r>
               <w:rPr>
                 <w:rStyle w:val="Hyperlink"/>
@@ -1408,7 +1342,7 @@
                 <w:noProof/>
                 <w:webHidden/>
               </w:rPr>
-              <w:instrText xml:space="preserve"> PAGEREF _Toc202757664 \h </w:instrText>
+              <w:instrText xml:space="preserve"> PAGEREF _Toc202822180 \h </w:instrText>
             </w:r>
             <w:r>
               <w:rPr>
@@ -1458,7 +1392,7 @@
               <w:lang w:val="pt-AO" w:eastAsia="pt-AO"/>
             </w:rPr>
           </w:pPr>
-          <w:hyperlink w:anchor="_Toc202757665" w:history="1">
+          <w:hyperlink w:anchor="_Toc202822181" w:history="1">
             <w:r>
               <w:rPr>
                 <w:rStyle w:val="Hyperlink"/>
@@ -1508,7 +1442,7 @@
                 <w:noProof/>
                 <w:webHidden/>
               </w:rPr>
-              <w:instrText xml:space="preserve"> PAGEREF _Toc202757665 \h </w:instrText>
+              <w:instrText xml:space="preserve"> PAGEREF _Toc202822181 \h </w:instrText>
             </w:r>
             <w:r>
               <w:rPr>
@@ -1556,7 +1490,7 @@
               <w:lang w:val="pt-AO" w:eastAsia="pt-AO"/>
             </w:rPr>
           </w:pPr>
-          <w:hyperlink w:anchor="_Toc202757666" w:history="1">
+          <w:hyperlink w:anchor="_Toc202822182" w:history="1">
             <w:r>
               <w:rPr>
                 <w:rStyle w:val="Hyperlink"/>
@@ -1604,7 +1538,7 @@
                 <w:noProof/>
                 <w:webHidden/>
               </w:rPr>
-              <w:instrText xml:space="preserve"> PAGEREF _Toc202757666 \h </w:instrText>
+              <w:instrText xml:space="preserve"> PAGEREF _Toc202822182 \h </w:instrText>
             </w:r>
             <w:r>
               <w:rPr>
@@ -1652,7 +1586,7 @@
               <w:lang w:val="pt-AO" w:eastAsia="pt-AO"/>
             </w:rPr>
           </w:pPr>
-          <w:hyperlink w:anchor="_Toc202757667" w:history="1">
+          <w:hyperlink w:anchor="_Toc202822183" w:history="1">
             <w:r>
               <w:rPr>
                 <w:rStyle w:val="Hyperlink"/>
@@ -1700,7 +1634,7 @@
                 <w:noProof/>
                 <w:webHidden/>
               </w:rPr>
-              <w:instrText xml:space="preserve"> PAGEREF _Toc202757667 \h </w:instrText>
+              <w:instrText xml:space="preserve"> PAGEREF _Toc202822183 \h </w:instrText>
             </w:r>
             <w:r>
               <w:rPr>
@@ -1748,7 +1682,7 @@
               <w:lang w:val="pt-AO" w:eastAsia="pt-AO"/>
             </w:rPr>
           </w:pPr>
-          <w:hyperlink w:anchor="_Toc202757668" w:history="1">
+          <w:hyperlink w:anchor="_Toc202822184" w:history="1">
             <w:r>
               <w:rPr>
                 <w:rStyle w:val="Hyperlink"/>
@@ -1796,7 +1730,7 @@
                 <w:noProof/>
                 <w:webHidden/>
               </w:rPr>
-              <w:instrText xml:space="preserve"> PAGEREF _Toc202757668 \h </w:instrText>
+              <w:instrText xml:space="preserve"> PAGEREF _Toc202822184 \h </w:instrText>
             </w:r>
             <w:r>
               <w:rPr>
@@ -1846,7 +1780,7 @@
               <w:lang w:val="pt-AO" w:eastAsia="pt-AO"/>
             </w:rPr>
           </w:pPr>
-          <w:hyperlink w:anchor="_Toc202757669" w:history="1">
+          <w:hyperlink w:anchor="_Toc202822185" w:history="1">
             <w:r>
               <w:rPr>
                 <w:rStyle w:val="Hyperlink"/>
@@ -1896,7 +1830,7 @@
                 <w:noProof/>
                 <w:webHidden/>
               </w:rPr>
-              <w:instrText xml:space="preserve"> PAGEREF _Toc202757669 \h </w:instrText>
+              <w:instrText xml:space="preserve"> PAGEREF _Toc202822185 \h </w:instrText>
             </w:r>
             <w:r>
               <w:rPr>
@@ -1944,7 +1878,7 @@
               <w:lang w:val="pt-AO" w:eastAsia="pt-AO"/>
             </w:rPr>
           </w:pPr>
-          <w:hyperlink w:anchor="_Toc202757670" w:history="1">
+          <w:hyperlink w:anchor="_Toc202822186" w:history="1">
             <w:r>
               <w:rPr>
                 <w:rStyle w:val="Hyperlink"/>
@@ -1990,7 +1924,7 @@
                 <w:noProof/>
                 <w:webHidden/>
               </w:rPr>
-              <w:instrText xml:space="preserve"> PAGEREF _Toc202757670 \h </w:instrText>
+              <w:instrText xml:space="preserve"> PAGEREF _Toc202822186 \h </w:instrText>
             </w:r>
             <w:r>
               <w:rPr>
@@ -2011,102 +1945,6 @@
                 <w:webHidden/>
               </w:rPr>
               <w:t>4</w:t>
-            </w:r>
-            <w:r>
-              <w:rPr>
-                <w:noProof/>
-                <w:webHidden/>
-              </w:rPr>
-              <w:fldChar w:fldCharType="end"/>
-            </w:r>
-          </w:hyperlink>
-        </w:p>
-        <w:p>
-          <w:pPr>
-            <w:pStyle w:val="TOC2"/>
-            <w:tabs>
-              <w:tab w:val="left" w:pos="960"/>
-              <w:tab w:val="right" w:leader="dot" w:pos="9060"/>
-            </w:tabs>
-            <w:rPr>
-              <w:rFonts w:eastAsiaTheme="minorEastAsia" w:cstheme="minorBidi"/>
-              <w:smallCaps w:val="0"/>
-              <w:noProof/>
-              <w:kern w:val="2"/>
-              <w:sz w:val="24"/>
-              <w:szCs w:val="24"/>
-              <w:lang w:val="pt-AO" w:eastAsia="pt-AO"/>
-            </w:rPr>
-          </w:pPr>
-          <w:hyperlink w:anchor="_Toc202757671" w:history="1">
-            <w:r>
-              <w:rPr>
-                <w:rStyle w:val="Hyperlink"/>
-                <w:noProof/>
-                <w:lang w:val="pt-AO"/>
-              </w:rPr>
-              <w:t>4.2</w:t>
-            </w:r>
-            <w:r>
-              <w:rPr>
-                <w:rFonts w:eastAsiaTheme="minorEastAsia" w:cstheme="minorBidi"/>
-                <w:smallCaps w:val="0"/>
-                <w:noProof/>
-                <w:kern w:val="2"/>
-                <w:sz w:val="24"/>
-                <w:szCs w:val="24"/>
-                <w:lang w:val="pt-AO" w:eastAsia="pt-AO"/>
-              </w:rPr>
-              <w:tab/>
-            </w:r>
-            <w:r>
-              <w:rPr>
-                <w:rStyle w:val="Hyperlink"/>
-                <w:noProof/>
-                <w:lang w:val="pt-AO"/>
-              </w:rPr>
-              <w:t>Diagrama de Classes</w:t>
-            </w:r>
-            <w:r>
-              <w:rPr>
-                <w:noProof/>
-                <w:webHidden/>
-              </w:rPr>
-              <w:tab/>
-            </w:r>
-            <w:r>
-              <w:rPr>
-                <w:noProof/>
-                <w:webHidden/>
-              </w:rPr>
-              <w:fldChar w:fldCharType="begin"/>
-            </w:r>
-            <w:r>
-              <w:rPr>
-                <w:noProof/>
-                <w:webHidden/>
-              </w:rPr>
-              <w:instrText xml:space="preserve"> PAGEREF _Toc202757671 \h </w:instrText>
-            </w:r>
-            <w:r>
-              <w:rPr>
-                <w:noProof/>
-                <w:webHidden/>
-              </w:rPr>
-            </w:r>
-            <w:r>
-              <w:rPr>
-                <w:noProof/>
-                <w:webHidden/>
-              </w:rPr>
-              <w:fldChar w:fldCharType="separate"/>
-            </w:r>
-            <w:r>
-              <w:rPr>
-                <w:noProof/>
-                <w:webHidden/>
-              </w:rPr>
-              <w:t>6</w:t>
             </w:r>
             <w:r>
               <w:rPr>
@@ -2136,7 +1974,7 @@
               <w:lang w:val="pt-AO" w:eastAsia="pt-AO"/>
             </w:rPr>
           </w:pPr>
-          <w:hyperlink w:anchor="_Toc202757672" w:history="1">
+          <w:hyperlink w:anchor="_Toc202822187" w:history="1">
             <w:r>
               <w:rPr>
                 <w:rStyle w:val="Hyperlink"/>
@@ -2184,7 +2022,7 @@
                 <w:noProof/>
                 <w:webHidden/>
               </w:rPr>
-              <w:instrText xml:space="preserve"> PAGEREF _Toc202757672 \h </w:instrText>
+              <w:instrText xml:space="preserve"> PAGEREF _Toc202822187 \h </w:instrText>
             </w:r>
             <w:r>
               <w:rPr>
@@ -2232,7 +2070,7 @@
               <w:lang w:val="pt-AO" w:eastAsia="pt-AO"/>
             </w:rPr>
           </w:pPr>
-          <w:hyperlink w:anchor="_Toc202757673" w:history="1">
+          <w:hyperlink w:anchor="_Toc202822188" w:history="1">
             <w:r>
               <w:rPr>
                 <w:rStyle w:val="Hyperlink"/>
@@ -2280,7 +2118,7 @@
                 <w:noProof/>
                 <w:webHidden/>
               </w:rPr>
-              <w:instrText xml:space="preserve"> PAGEREF _Toc202757673 \h </w:instrText>
+              <w:instrText xml:space="preserve"> PAGEREF _Toc202822188 \h </w:instrText>
             </w:r>
             <w:r>
               <w:rPr>
@@ -2328,7 +2166,7 @@
               <w:lang w:val="pt-AO" w:eastAsia="pt-AO"/>
             </w:rPr>
           </w:pPr>
-          <w:hyperlink w:anchor="_Toc202757674" w:history="1">
+          <w:hyperlink w:anchor="_Toc202822189" w:history="1">
             <w:r>
               <w:rPr>
                 <w:rStyle w:val="Hyperlink"/>
@@ -2376,7 +2214,7 @@
                 <w:noProof/>
                 <w:webHidden/>
               </w:rPr>
-              <w:instrText xml:space="preserve"> PAGEREF _Toc202757674 \h </w:instrText>
+              <w:instrText xml:space="preserve"> PAGEREF _Toc202822189 \h </w:instrText>
             </w:r>
             <w:r>
               <w:rPr>
@@ -2424,7 +2262,7 @@
               <w:lang w:val="pt-AO" w:eastAsia="pt-AO"/>
             </w:rPr>
           </w:pPr>
-          <w:hyperlink w:anchor="_Toc202757675" w:history="1">
+          <w:hyperlink w:anchor="_Toc202822190" w:history="1">
             <w:r>
               <w:rPr>
                 <w:rStyle w:val="Hyperlink"/>
@@ -2472,7 +2310,7 @@
                 <w:noProof/>
                 <w:webHidden/>
               </w:rPr>
-              <w:instrText xml:space="preserve"> PAGEREF _Toc202757675 \h </w:instrText>
+              <w:instrText xml:space="preserve"> PAGEREF _Toc202822190 \h </w:instrText>
             </w:r>
             <w:r>
               <w:rPr>
@@ -2520,7 +2358,7 @@
               <w:lang w:val="pt-AO" w:eastAsia="pt-AO"/>
             </w:rPr>
           </w:pPr>
-          <w:hyperlink w:anchor="_Toc202757676" w:history="1">
+          <w:hyperlink w:anchor="_Toc202822191" w:history="1">
             <w:r>
               <w:rPr>
                 <w:rStyle w:val="Hyperlink"/>
@@ -2568,7 +2406,7 @@
                 <w:noProof/>
                 <w:webHidden/>
               </w:rPr>
-              <w:instrText xml:space="preserve"> PAGEREF _Toc202757676 \h </w:instrText>
+              <w:instrText xml:space="preserve"> PAGEREF _Toc202822191 \h </w:instrText>
             </w:r>
             <w:r>
               <w:rPr>
@@ -2618,7 +2456,7 @@
               <w:lang w:val="pt-AO" w:eastAsia="pt-AO"/>
             </w:rPr>
           </w:pPr>
-          <w:hyperlink w:anchor="_Toc202757677" w:history="1">
+          <w:hyperlink w:anchor="_Toc202822192" w:history="1">
             <w:r>
               <w:rPr>
                 <w:rStyle w:val="Hyperlink"/>
@@ -2666,7 +2504,7 @@
                 <w:noProof/>
                 <w:webHidden/>
               </w:rPr>
-              <w:instrText xml:space="preserve"> PAGEREF _Toc202757677 \h </w:instrText>
+              <w:instrText xml:space="preserve"> PAGEREF _Toc202822192 \h </w:instrText>
             </w:r>
             <w:r>
               <w:rPr>
@@ -2715,7 +2553,7 @@
               <w:lang w:val="pt-AO" w:eastAsia="pt-AO"/>
             </w:rPr>
           </w:pPr>
-          <w:hyperlink w:anchor="_Toc202757678" w:history="1">
+          <w:hyperlink w:anchor="_Toc202822193" w:history="1">
             <w:r>
               <w:rPr>
                 <w:rStyle w:val="Hyperlink"/>
@@ -2742,7 +2580,7 @@
                 <w:noProof/>
                 <w:webHidden/>
               </w:rPr>
-              <w:instrText xml:space="preserve"> PAGEREF _Toc202757678 \h </w:instrText>
+              <w:instrText xml:space="preserve"> PAGEREF _Toc202822193 \h </w:instrText>
             </w:r>
             <w:r>
               <w:rPr>
@@ -2816,53 +2654,53 @@
       <w:pPr>
         <w:pStyle w:val="Heading1"/>
       </w:pPr>
-      <w:bookmarkStart w:id="9" w:name="_Toc182708072"/>
-      <w:bookmarkStart w:id="10" w:name="_Toc182709269"/>
-      <w:bookmarkStart w:id="11" w:name="_Toc182709327"/>
-      <w:bookmarkStart w:id="12" w:name="_Toc202757661"/>
+      <w:bookmarkStart w:id="12" w:name="_Toc182708072"/>
+      <w:bookmarkStart w:id="13" w:name="_Toc182709269"/>
+      <w:bookmarkStart w:id="14" w:name="_Toc182709327"/>
+      <w:bookmarkStart w:id="15" w:name="_Toc202822177"/>
       <w:r>
         <w:t>INTRODUÇÃO</w:t>
       </w:r>
-      <w:bookmarkStart w:id="13" w:name="_Toc182708073"/>
-      <w:bookmarkStart w:id="14" w:name="_Toc182709270"/>
-      <w:bookmarkStart w:id="15" w:name="_Toc182709328"/>
-      <w:bookmarkEnd w:id="9"/>
-      <w:bookmarkEnd w:id="10"/>
-      <w:bookmarkEnd w:id="11"/>
+      <w:bookmarkStart w:id="16" w:name="_Toc182708073"/>
+      <w:bookmarkStart w:id="17" w:name="_Toc182709270"/>
+      <w:bookmarkStart w:id="18" w:name="_Toc182709328"/>
       <w:bookmarkEnd w:id="12"/>
-    </w:p>
-    <w:p>
-      <w:pPr>
-        <w:rPr>
-          <w:lang w:val="pt-AO"/>
-        </w:rPr>
-      </w:pPr>
-      <w:r>
-        <w:t>No contexto atual, a comunicação entre equipas de trabalho tornou-se um dos principais pilares de produtividade, colaboração e organização dentro de ambientes académicos e empresariais. A tecnologia tem desempenhado um papel essencial nesse processo, fornecendo ferramentas que facilitam a troca de informações e a gestão de grupos distribuídos. Neste sentido, o presente trabalho propõe o desenvolvimento de uma plataforma de comunicação, no âmbito da disciplina de Estrutura de Dados II, como forma de aplicar e consolidar os conceitos teóricos aprendidos ao longo do semestre. A aplicação, desenvolvida em linguagem C, permite que utilizadores possam interagir entre si através de mensagens e partilha de documentos, respeitando as permissões associadas ao seu tipo de conta. Com uma arquitetura baseada em Tipos Abstratos de Dados, Tabelas Hash e Grafos, o sistema oferece suporte à criação e gestão de equipas públicas e privadas, garantindo uma experiência modular, eficiente e segura.</w:t>
-      </w:r>
-    </w:p>
-    <w:p>
-      <w:pPr>
-        <w:pStyle w:val="Heading1"/>
-      </w:pPr>
-      <w:bookmarkStart w:id="16" w:name="_Toc202757662"/>
       <w:bookmarkEnd w:id="13"/>
       <w:bookmarkEnd w:id="14"/>
       <w:bookmarkEnd w:id="15"/>
+    </w:p>
+    <w:p>
+      <w:pPr>
+        <w:rPr>
+          <w:lang w:val="pt-AO"/>
+        </w:rPr>
+      </w:pPr>
+      <w:r>
+        <w:t>No contexto atual, a comunicação entre equipas de trabalho tornou-se um dos principais pilares de produtividade, colaboração e organização dentro de ambientes académicos e empresariais. A tecnologia tem desempenhado um papel essencial nesse processo, fornecendo ferramentas que facilitam a troca de informações e a gestão de grupos distribuídos. Neste sentido, o presente trabalho propõe o desenvolvimento de uma plataforma de comunicação, no âmbito da disciplina de Estrutura de Dados II, como forma de aplicar e consolidar os conceitos teóricos aprendidos ao longo do semestre. A aplicação, desenvolvida em linguagem C, permite que utilizadores possam interagir entre si através de mensagens e partilha de documentos, respeitando as permissões associadas ao seu tipo de conta. Com uma arquitetura baseada em Tipos Abstratos de Dados, Tabelas Hash e Grafos, o sistema oferece suporte à criação e gestão de equipas públicas e privadas, garantindo uma experiência modular, eficiente e segura.</w:t>
+      </w:r>
+    </w:p>
+    <w:p>
+      <w:pPr>
+        <w:pStyle w:val="Heading1"/>
+      </w:pPr>
+      <w:bookmarkStart w:id="19" w:name="_Toc202822178"/>
+      <w:bookmarkEnd w:id="16"/>
+      <w:bookmarkEnd w:id="17"/>
+      <w:bookmarkEnd w:id="18"/>
       <w:r>
         <w:t>OBJECTIVOS</w:t>
       </w:r>
-      <w:bookmarkEnd w:id="16"/>
+      <w:bookmarkEnd w:id="19"/>
     </w:p>
     <w:p>
       <w:pPr>
         <w:pStyle w:val="Heading2"/>
       </w:pPr>
-      <w:bookmarkStart w:id="17" w:name="_Toc202757663"/>
+      <w:bookmarkStart w:id="20" w:name="_Toc202822179"/>
       <w:r>
         <w:t>Objectivo Geral</w:t>
       </w:r>
-      <w:bookmarkEnd w:id="17"/>
+      <w:bookmarkEnd w:id="20"/>
     </w:p>
     <w:p>
       <w:pPr>
@@ -2887,11 +2725,11 @@
       <w:pPr>
         <w:pStyle w:val="Heading2"/>
       </w:pPr>
-      <w:bookmarkStart w:id="18" w:name="_Toc202757664"/>
+      <w:bookmarkStart w:id="21" w:name="_Toc202822180"/>
       <w:r>
         <w:t>Objectivos Específicos</w:t>
       </w:r>
-      <w:bookmarkEnd w:id="18"/>
+      <w:bookmarkEnd w:id="21"/>
     </w:p>
     <w:p>
       <w:pPr>
@@ -3006,17 +2844,17 @@
           <w:lang w:val="pt-AO"/>
         </w:rPr>
       </w:pPr>
-      <w:bookmarkStart w:id="19" w:name="_Toc202757665"/>
-      <w:bookmarkStart w:id="20" w:name="_Toc182708076"/>
-      <w:bookmarkStart w:id="21" w:name="_Toc182709273"/>
-      <w:bookmarkStart w:id="22" w:name="_Toc182709331"/>
+      <w:bookmarkStart w:id="22" w:name="_Toc182708076"/>
+      <w:bookmarkStart w:id="23" w:name="_Toc182709273"/>
+      <w:bookmarkStart w:id="24" w:name="_Toc182709331"/>
+      <w:bookmarkStart w:id="25" w:name="_Toc202822181"/>
       <w:r>
         <w:rPr>
           <w:lang w:val="pt-AO"/>
         </w:rPr>
         <w:t>ANÁLISE DE REQUISITOS</w:t>
       </w:r>
-      <w:bookmarkEnd w:id="19"/>
+      <w:bookmarkEnd w:id="25"/>
     </w:p>
     <w:p>
       <w:pPr>
@@ -3025,14 +2863,14 @@
           <w:lang w:val="pt-AO"/>
         </w:rPr>
       </w:pPr>
-      <w:bookmarkStart w:id="23" w:name="_Toc202757666"/>
+      <w:bookmarkStart w:id="26" w:name="_Toc202822182"/>
       <w:r>
         <w:rPr>
           <w:lang w:val="pt-AO"/>
         </w:rPr>
         <w:t>Requisitos Funcionais (RF)</w:t>
       </w:r>
-      <w:bookmarkEnd w:id="23"/>
+      <w:bookmarkEnd w:id="26"/>
     </w:p>
     <w:p>
       <w:pPr>
@@ -3647,14 +3485,14 @@
           <w:lang w:val="pt-AO"/>
         </w:rPr>
       </w:pPr>
-      <w:bookmarkStart w:id="24" w:name="_Toc202757667"/>
+      <w:bookmarkStart w:id="27" w:name="_Toc202822183"/>
       <w:r>
         <w:rPr>
           <w:lang w:val="pt-AO"/>
         </w:rPr>
         <w:t>Requisitos Não-Funcionais (RNF)</w:t>
       </w:r>
-      <w:bookmarkEnd w:id="24"/>
+      <w:bookmarkEnd w:id="27"/>
     </w:p>
     <w:p>
       <w:pPr>
@@ -3995,14 +3833,14 @@
           <w:lang w:val="pt-AO"/>
         </w:rPr>
       </w:pPr>
-      <w:bookmarkStart w:id="25" w:name="_Toc202757668"/>
+      <w:bookmarkStart w:id="28" w:name="_Toc202822184"/>
       <w:r>
         <w:rPr>
           <w:lang w:val="pt-AO"/>
         </w:rPr>
         <w:t>Regras de Negócio (RN)</w:t>
       </w:r>
-      <w:bookmarkEnd w:id="25"/>
+      <w:bookmarkEnd w:id="28"/>
     </w:p>
     <w:p>
       <w:pPr>
@@ -4438,12 +4276,12 @@
           <w:szCs w:val="32"/>
         </w:rPr>
       </w:pPr>
-      <w:bookmarkStart w:id="26" w:name="_Toc182708077"/>
-      <w:bookmarkStart w:id="27" w:name="_Toc182709274"/>
-      <w:bookmarkStart w:id="28" w:name="_Toc182709332"/>
-      <w:bookmarkEnd w:id="20"/>
-      <w:bookmarkEnd w:id="21"/>
+      <w:bookmarkStart w:id="29" w:name="_Toc182708077"/>
+      <w:bookmarkStart w:id="30" w:name="_Toc182709274"/>
+      <w:bookmarkStart w:id="31" w:name="_Toc182709332"/>
       <w:bookmarkEnd w:id="22"/>
+      <w:bookmarkEnd w:id="23"/>
+      <w:bookmarkEnd w:id="24"/>
       <w:r>
         <w:br w:type="page"/>
       </w:r>
@@ -4457,21 +4295,21 @@
           <w:lang w:val="pt-AO"/>
         </w:rPr>
       </w:pPr>
-      <w:bookmarkStart w:id="29" w:name="_Toc202757669"/>
+      <w:bookmarkStart w:id="32" w:name="_Toc202822185"/>
       <w:r>
         <w:t>DIAGRAMA DO SISTEMA</w:t>
       </w:r>
-      <w:bookmarkEnd w:id="29"/>
+      <w:bookmarkEnd w:id="32"/>
     </w:p>
     <w:p>
       <w:pPr>
         <w:pStyle w:val="Heading2"/>
       </w:pPr>
-      <w:bookmarkStart w:id="30" w:name="_Toc202757670"/>
+      <w:bookmarkStart w:id="33" w:name="_Toc202822186"/>
       <w:r>
         <w:t>Diagrama de Casos de Uso</w:t>
       </w:r>
-      <w:bookmarkEnd w:id="30"/>
+      <w:bookmarkEnd w:id="33"/>
     </w:p>
     <w:p>
       <w:r>
@@ -4540,7 +4378,7 @@
       <w:pPr>
         <w:pStyle w:val="Caption"/>
       </w:pPr>
-      <w:bookmarkStart w:id="31" w:name="_Toc202757679"/>
+      <w:bookmarkStart w:id="34" w:name="_Toc202822136"/>
       <w:r>
         <w:t xml:space="preserve">Figura </w:t>
       </w:r>
@@ -4571,7 +4409,7 @@
       <w:r>
         <w:t>da Plataforma de Comunicação</w:t>
       </w:r>
-      <w:bookmarkEnd w:id="31"/>
+      <w:bookmarkEnd w:id="34"/>
     </w:p>
     <w:p>
       <w:pPr>
@@ -4629,7 +4467,7 @@
       <w:pPr>
         <w:pStyle w:val="Caption"/>
       </w:pPr>
-      <w:bookmarkStart w:id="32" w:name="_Toc202757680"/>
+      <w:bookmarkStart w:id="35" w:name="_Toc202822137"/>
       <w:r>
         <w:t xml:space="preserve">Figura </w:t>
       </w:r>
@@ -4660,7 +4498,7 @@
       <w:r>
         <w:t>Membro Convidado</w:t>
       </w:r>
-      <w:bookmarkEnd w:id="32"/>
+      <w:bookmarkEnd w:id="35"/>
     </w:p>
     <w:p>
       <w:pPr>
@@ -4718,7 +4556,7 @@
       <w:pPr>
         <w:pStyle w:val="Caption"/>
       </w:pPr>
-      <w:bookmarkStart w:id="33" w:name="_Toc202757681"/>
+      <w:bookmarkStart w:id="36" w:name="_Toc202822138"/>
       <w:r>
         <w:t xml:space="preserve">Figura </w:t>
       </w:r>
@@ -4749,7 +4587,7 @@
       <w:r>
         <w:t>Membro Corporativo</w:t>
       </w:r>
-      <w:bookmarkEnd w:id="33"/>
+      <w:bookmarkEnd w:id="36"/>
     </w:p>
     <w:p>
       <w:pPr>
@@ -4807,7 +4645,7 @@
       <w:pPr>
         <w:pStyle w:val="Caption"/>
       </w:pPr>
-      <w:bookmarkStart w:id="34" w:name="_Toc202757682"/>
+      <w:bookmarkStart w:id="37" w:name="_Toc202822139"/>
       <w:r>
         <w:t xml:space="preserve">Figura </w:t>
       </w:r>
@@ -4835,128 +4673,10 @@
       <w:r>
         <w:t>Diagrama de Casos de Uso detalhado do módulo 'Processar Salário'</w:t>
       </w:r>
-      <w:bookmarkEnd w:id="34"/>
-    </w:p>
-    <w:p>
-      <w:pPr>
-        <w:pStyle w:val="Heading2"/>
-        <w:rPr>
-          <w:lang w:val="pt-AO"/>
-        </w:rPr>
-      </w:pPr>
-      <w:bookmarkStart w:id="35" w:name="_Toc202757671"/>
-      <w:r>
-        <w:rPr>
-          <w:lang w:val="pt-AO"/>
-        </w:rPr>
-        <w:t>Diagrama de Classes</w:t>
-      </w:r>
-      <w:bookmarkEnd w:id="35"/>
-    </w:p>
-    <w:p>
-      <w:pPr>
-        <w:rPr>
-          <w:lang w:val="pt-AO"/>
-        </w:rPr>
-      </w:pPr>
-      <w:r>
-        <w:rPr>
-          <w:lang w:val="pt-AO"/>
-        </w:rPr>
-        <w:t>Este diagrama detalha a estrutura estática do sistema, mostrando as classes, seus atributos, métodos e a relação entre elas.</w:t>
-      </w:r>
-    </w:p>
-    <w:p>
-      <w:pPr>
-        <w:keepNext/>
-      </w:pPr>
-      <w:r>
-        <w:rPr>
-          <w:noProof/>
-          <w:lang w:val="pt-AO"/>
-        </w:rPr>
-        <w:drawing>
-          <wp:inline distT="0" distB="0" distL="0" distR="0" wp14:anchorId="5B288ED9" wp14:editId="5C008278">
-            <wp:extent cx="5389582" cy="2728067"/>
-            <wp:effectExtent l="0" t="0" r="1905" b="0"/>
-            <wp:docPr id="8" name="Picture 8"/>
-            <wp:cNvGraphicFramePr>
-              <a:graphicFrameLocks xmlns:a="http://schemas.openxmlformats.org/drawingml/2006/main" noChangeAspect="1"/>
-            </wp:cNvGraphicFramePr>
-            <a:graphic xmlns:a="http://schemas.openxmlformats.org/drawingml/2006/main">
-              <a:graphicData uri="http://schemas.openxmlformats.org/drawingml/2006/picture">
-                <pic:pic xmlns:pic="http://schemas.openxmlformats.org/drawingml/2006/picture">
-                  <pic:nvPicPr>
-                    <pic:cNvPr id="8" name="Picture 8"/>
-                    <pic:cNvPicPr/>
-                  </pic:nvPicPr>
-                  <pic:blipFill>
-                    <a:blip r:embed="rId23">
-                      <a:extLst>
-                        <a:ext uri="{28A0092B-C50C-407E-A947-70E740481C1C}">
-                          <a14:useLocalDpi xmlns:a14="http://schemas.microsoft.com/office/drawing/2010/main" val="0"/>
-                        </a:ext>
-                      </a:extLst>
-                    </a:blip>
-                    <a:stretch>
-                      <a:fillRect/>
-                    </a:stretch>
-                  </pic:blipFill>
-                  <pic:spPr>
-                    <a:xfrm>
-                      <a:off x="0" y="0"/>
-                      <a:ext cx="5390590" cy="2728577"/>
-                    </a:xfrm>
-                    <a:prstGeom prst="rect">
-                      <a:avLst/>
-                    </a:prstGeom>
-                  </pic:spPr>
-                </pic:pic>
-              </a:graphicData>
-            </a:graphic>
-          </wp:inline>
-        </w:drawing>
-      </w:r>
-    </w:p>
-    <w:p>
-      <w:pPr>
-        <w:pStyle w:val="Caption"/>
-      </w:pPr>
-      <w:bookmarkStart w:id="36" w:name="_Toc202757683"/>
-      <w:r>
-        <w:t xml:space="preserve">Figura </w:t>
-      </w:r>
-      <w:r>
-        <w:fldChar w:fldCharType="begin"/>
-      </w:r>
-      <w:r>
-        <w:instrText xml:space="preserve"> SEQ Figura \* ARABIC </w:instrText>
-      </w:r>
-      <w:r>
-        <w:fldChar w:fldCharType="separate"/>
-      </w:r>
-      <w:r>
-        <w:rPr>
-          <w:noProof/>
-        </w:rPr>
-        <w:t>5</w:t>
-      </w:r>
-      <w:r>
-        <w:fldChar w:fldCharType="end"/>
-      </w:r>
-      <w:r>
-        <w:t xml:space="preserve"> - Diagrama de classes do programa</w:t>
-      </w:r>
-      <w:bookmarkEnd w:id="26"/>
-      <w:bookmarkEnd w:id="27"/>
-      <w:bookmarkEnd w:id="28"/>
-      <w:bookmarkEnd w:id="36"/>
-    </w:p>
-    <w:p>
-      <w:pPr>
-        <w:pStyle w:val="Caption"/>
-        <w:jc w:val="both"/>
-      </w:pPr>
+      <w:bookmarkEnd w:id="29"/>
+      <w:bookmarkEnd w:id="30"/>
+      <w:bookmarkEnd w:id="31"/>
+      <w:bookmarkEnd w:id="37"/>
       <w:r>
         <w:br w:type="page"/>
       </w:r>
@@ -4966,11 +4686,11 @@
         <w:pStyle w:val="Heading1"/>
         <w:spacing w:line="276" w:lineRule="auto"/>
       </w:pPr>
-      <w:bookmarkStart w:id="37" w:name="_Toc202757672"/>
+      <w:bookmarkStart w:id="38" w:name="_Toc202822187"/>
       <w:r>
         <w:t>METODOLOGIA</w:t>
       </w:r>
-      <w:bookmarkEnd w:id="37"/>
+      <w:bookmarkEnd w:id="38"/>
     </w:p>
     <w:p>
       <w:pPr>
@@ -4992,14 +4712,14 @@
           <w:lang w:val="pt-AO"/>
         </w:rPr>
       </w:pPr>
-      <w:bookmarkStart w:id="38" w:name="_Toc202757673"/>
+      <w:bookmarkStart w:id="39" w:name="_Toc202822188"/>
       <w:r>
         <w:rPr>
           <w:lang w:val="pt-AO"/>
         </w:rPr>
         <w:t>Divisão de Tarefas e Colaboração</w:t>
       </w:r>
-      <w:bookmarkEnd w:id="38"/>
+      <w:bookmarkEnd w:id="39"/>
     </w:p>
     <w:p>
       <w:pPr>
@@ -5135,7 +4855,19 @@
         <w:rPr>
           <w:lang w:val="pt-AO"/>
         </w:rPr>
-        <w:t>: Definiu a arquitetura geral, implementou a tabela hash de membros e coordenou a integração dos módulos.</w:t>
+        <w:t>: Definiu a arquitetura geral, implementou a tabela hash de membros</w:t>
+      </w:r>
+      <w:r>
+        <w:rPr>
+          <w:lang w:val="pt-AO"/>
+        </w:rPr>
+        <w:t xml:space="preserve">, TADs padrões </w:t>
+      </w:r>
+      <w:r>
+        <w:rPr>
+          <w:lang w:val="pt-AO"/>
+        </w:rPr>
+        <w:t>e coordenou a integração dos módulos.</w:t>
       </w:r>
     </w:p>
     <w:p>
@@ -5189,7 +4921,19 @@
         <w:rPr>
           <w:lang w:val="pt-AO"/>
         </w:rPr>
-        <w:t xml:space="preserve">: Implementou o TAD de documentos e mecanismos de partilha, </w:t>
+        <w:t xml:space="preserve">: Implementou o TAD de </w:t>
+      </w:r>
+      <w:r>
+        <w:rPr>
+          <w:lang w:val="pt-AO"/>
+        </w:rPr>
+        <w:t xml:space="preserve">mensgem </w:t>
+      </w:r>
+      <w:r>
+        <w:rPr>
+          <w:lang w:val="pt-AO"/>
+        </w:rPr>
+        <w:t xml:space="preserve">e mecanismos de partilha, </w:t>
       </w:r>
       <w:r>
         <w:rPr>
@@ -5240,14 +4984,14 @@
           <w:lang w:val="pt-AO"/>
         </w:rPr>
       </w:pPr>
-      <w:bookmarkStart w:id="39" w:name="_Toc202757674"/>
+      <w:bookmarkStart w:id="40" w:name="_Toc202822189"/>
       <w:r>
         <w:rPr>
           <w:lang w:val="pt-AO"/>
         </w:rPr>
         <w:t>Escolha de Estruturas de Dados</w:t>
       </w:r>
-      <w:bookmarkEnd w:id="39"/>
+      <w:bookmarkEnd w:id="40"/>
     </w:p>
     <w:p>
       <w:pPr>
@@ -5377,14 +5121,14 @@
           <w:lang w:val="pt-AO"/>
         </w:rPr>
       </w:pPr>
-      <w:bookmarkStart w:id="40" w:name="_Toc202757675"/>
+      <w:bookmarkStart w:id="41" w:name="_Toc202822190"/>
       <w:r>
         <w:rPr>
           <w:lang w:val="pt-AO"/>
         </w:rPr>
         <w:t>Uso de Bibliotecas e Ferramentas Extras</w:t>
       </w:r>
-      <w:bookmarkEnd w:id="40"/>
+      <w:bookmarkEnd w:id="41"/>
     </w:p>
     <w:p>
       <w:pPr>
@@ -5466,14 +5210,14 @@
           <w:lang w:val="pt-AO"/>
         </w:rPr>
       </w:pPr>
-      <w:bookmarkStart w:id="41" w:name="_Toc202757676"/>
+      <w:bookmarkStart w:id="42" w:name="_Toc202822191"/>
       <w:r>
         <w:rPr>
           <w:lang w:val="pt-AO"/>
         </w:rPr>
         <w:t>Decisões de Design e Boas Práticas</w:t>
       </w:r>
-      <w:bookmarkEnd w:id="41"/>
+      <w:bookmarkEnd w:id="42"/>
     </w:p>
     <w:p>
       <w:pPr>
@@ -5581,11 +5325,11 @@
       <w:pPr>
         <w:pStyle w:val="Heading1"/>
       </w:pPr>
-      <w:bookmarkStart w:id="42" w:name="_Toc202757677"/>
+      <w:bookmarkStart w:id="43" w:name="_Toc202822192"/>
       <w:r>
         <w:t>CONCLUSÃO</w:t>
       </w:r>
-      <w:bookmarkEnd w:id="42"/>
+      <w:bookmarkEnd w:id="43"/>
     </w:p>
     <w:p>
       <w:pPr>
@@ -5818,8 +5562,8 @@
           <w:szCs w:val="32"/>
         </w:rPr>
       </w:pPr>
-      <w:bookmarkStart w:id="43" w:name="_Toc182709275"/>
-      <w:bookmarkStart w:id="44" w:name="_Toc182709333"/>
+      <w:bookmarkStart w:id="44" w:name="_Toc182709275"/>
+      <w:bookmarkStart w:id="45" w:name="_Toc182709333"/>
       <w:r>
         <w:br w:type="page"/>
       </w:r>
@@ -5832,9 +5576,9 @@
           <w:numId w:val="0"/>
         </w:numPr>
       </w:pPr>
-      <w:bookmarkStart w:id="45" w:name="_Toc202757678"/>
-      <w:bookmarkEnd w:id="43"/>
+      <w:bookmarkStart w:id="46" w:name="_Toc202822193"/>
       <w:bookmarkEnd w:id="44"/>
+      <w:bookmarkEnd w:id="45"/>
       <w:r>
         <w:t>BI</w:t>
       </w:r>
@@ -5844,7 +5588,7 @@
       <w:r>
         <w:t>OGRAFIA</w:t>
       </w:r>
-      <w:bookmarkEnd w:id="45"/>
+      <w:bookmarkEnd w:id="46"/>
     </w:p>
     <w:p>
       <w:pPr>
@@ -6041,7 +5785,7 @@
       </w:pPr>
     </w:p>
     <w:sectPr>
-      <w:footerReference w:type="default" r:id="rId24"/>
+      <w:footerReference w:type="default" r:id="rId23"/>
       <w:pgSz w:w="11906" w:h="16838"/>
       <w:pgMar w:top="1134" w:right="1418" w:bottom="851" w:left="1418" w:header="709" w:footer="709" w:gutter="0"/>
       <w:pgNumType w:start="1"/>
@@ -6794,7 +6538,10 @@
                 <w:jc w:val="right"/>
               </w:pPr>
               <w:r>
-                <w:t>PLATAFORMA DE COMUNICAÇÃO</w:t>
+                <w:t xml:space="preserve">PLATAFORMA </w:t>
+              </w:r>
+              <w:r>
+                <w:t>DE COMUNICAÇÃO</w:t>
               </w:r>
             </w:p>
           </w:tc>
@@ -11287,11 +11034,13 @@
     <w:rsid w:val="00131E07"/>
     <w:rsid w:val="001A69D8"/>
     <w:rsid w:val="001D5548"/>
+    <w:rsid w:val="00304087"/>
     <w:rsid w:val="004149DC"/>
     <w:rsid w:val="0045567F"/>
     <w:rsid w:val="004E2C29"/>
     <w:rsid w:val="00542545"/>
     <w:rsid w:val="0059593C"/>
+    <w:rsid w:val="00595E3D"/>
     <w:rsid w:val="006D5948"/>
     <w:rsid w:val="007F494F"/>
     <w:rsid w:val="00852673"/>
